--- a/internal_doc/05.测试设计/story/sequoia-S3/区域管理/Story-SequoiaDB兼容AmazonS3接口_区域管理测试设计.docx
+++ b/internal_doc/05.测试设计/story/sequoia-S3/区域管理/Story-SequoiaDB兼容AmazonS3接口_区域管理测试设计.docx
@@ -7685,11 +7685,6 @@
       </w:r>
     </w:p>
     <w:p>
-      <w:pPr>
-        <w:rPr>
-          <w:rFonts w:hint="eastAsia"/>
-        </w:rPr>
-      </w:pPr>
       <w:r>
         <w:rPr>
           <w:rFonts w:hint="eastAsia"/>
@@ -7927,7 +7922,6 @@
               <w:pStyle w:val="ListParagraph"/>
               <w:ind w:firstLineChars="0" w:firstLine="0"/>
               <w:rPr>
-                <w:rFonts w:hint="eastAsia"/>
                 <w:i/>
               </w:rPr>
             </w:pPr>
@@ -7980,7 +7974,6 @@
               <w:pStyle w:val="ListParagraph"/>
               <w:ind w:firstLineChars="0" w:firstLine="0"/>
               <w:rPr>
-                <w:rFonts w:hint="eastAsia"/>
                 <w:i/>
               </w:rPr>
             </w:pPr>
@@ -8327,7 +8320,19 @@
         <w:rPr>
           <w:rFonts w:hint="eastAsia"/>
         </w:rPr>
-        <w:t>区域名称建议：由小写字母，数字和连字符组成，对大小写不敏感。</w:t>
+        <w:t>区域名称建议：由小写字母，数字和连字符组成，对大小写不敏感</w:t>
+      </w:r>
+      <w:r>
+        <w:rPr>
+          <w:rFonts w:hint="eastAsia"/>
+        </w:rPr>
+        <w:t>，不支持特殊字符</w:t>
+      </w:r>
+      <w:r>
+        <w:rPr>
+          <w:rFonts w:hint="eastAsia"/>
+        </w:rPr>
+        <w:t>。</w:t>
       </w:r>
     </w:p>
     <w:p/>
@@ -8732,7 +8737,7 @@
                     <a:blip r:embed="rId11">
                       <a:extLst>
                         <a:ext uri="{28A0092B-C50C-407E-A947-70E740481C1C}">
-                          <a14:useLocalDpi xmlns="" xmlns:wpc="http://schemas.microsoft.com/office/word/2010/wordprocessingCanvas" xmlns:cx="http://schemas.microsoft.com/office/drawing/2014/chartex" xmlns:mc="http://schemas.openxmlformats.org/markup-compatibility/2006" xmlns:o="urn:schemas-microsoft-com:office:office" xmlns:v="urn:schemas-microsoft-com:vml" xmlns:wp14="http://schemas.microsoft.com/office/word/2010/wordprocessingDrawing" xmlns:w10="urn:schemas-microsoft-com:office:word" xmlns:w="http://schemas.openxmlformats.org/wordprocessingml/2006/main" xmlns:w14="http://schemas.microsoft.com/office/word/2010/wordml" xmlns:w15="http://schemas.microsoft.com/office/word/2012/wordml" xmlns:w16se="http://schemas.microsoft.com/office/word/2015/wordml/symex" xmlns:wpg="http://schemas.microsoft.com/office/word/2010/wordprocessingGroup" xmlns:wpi="http://schemas.microsoft.com/office/word/2010/wordprocessingInk" xmlns:wps="http://schemas.microsoft.com/office/word/2010/wordprocessingShape" xmlns:a14="http://schemas.microsoft.com/office/drawing/2010/main" val="0"/>
+                          <a14:useLocalDpi xmlns:a14="http://schemas.microsoft.com/office/drawing/2010/main" xmlns:wps="http://schemas.microsoft.com/office/word/2010/wordprocessingShape" xmlns:wpi="http://schemas.microsoft.com/office/word/2010/wordprocessingInk" xmlns:wpg="http://schemas.microsoft.com/office/word/2010/wordprocessingGroup" xmlns:w16se="http://schemas.microsoft.com/office/word/2015/wordml/symex" xmlns:w15="http://schemas.microsoft.com/office/word/2012/wordml" xmlns:w14="http://schemas.microsoft.com/office/word/2010/wordml" xmlns:w="http://schemas.openxmlformats.org/wordprocessingml/2006/main" xmlns:w10="urn:schemas-microsoft-com:office:word" xmlns:wp14="http://schemas.microsoft.com/office/word/2010/wordprocessingDrawing" xmlns:v="urn:schemas-microsoft-com:vml" xmlns:o="urn:schemas-microsoft-com:office:office" xmlns:mc="http://schemas.openxmlformats.org/markup-compatibility/2006" xmlns:cx="http://schemas.microsoft.com/office/drawing/2014/chartex" xmlns:wpc="http://schemas.microsoft.com/office/word/2010/wordprocessingCanvas" xmlns="" val="0"/>
                         </a:ext>
                       </a:extLst>
                     </a:blip>
@@ -9354,7 +9359,7 @@
                     <a:blip r:embed="rId12">
                       <a:extLst>
                         <a:ext uri="{28A0092B-C50C-407E-A947-70E740481C1C}">
-                          <a14:useLocalDpi xmlns="" xmlns:wpc="http://schemas.microsoft.com/office/word/2010/wordprocessingCanvas" xmlns:cx="http://schemas.microsoft.com/office/drawing/2014/chartex" xmlns:mc="http://schemas.openxmlformats.org/markup-compatibility/2006" xmlns:o="urn:schemas-microsoft-com:office:office" xmlns:v="urn:schemas-microsoft-com:vml" xmlns:wp14="http://schemas.microsoft.com/office/word/2010/wordprocessingDrawing" xmlns:w10="urn:schemas-microsoft-com:office:word" xmlns:w="http://schemas.openxmlformats.org/wordprocessingml/2006/main" xmlns:w14="http://schemas.microsoft.com/office/word/2010/wordml" xmlns:w15="http://schemas.microsoft.com/office/word/2012/wordml" xmlns:w16se="http://schemas.microsoft.com/office/word/2015/wordml/symex" xmlns:wpg="http://schemas.microsoft.com/office/word/2010/wordprocessingGroup" xmlns:wpi="http://schemas.microsoft.com/office/word/2010/wordprocessingInk" xmlns:wps="http://schemas.microsoft.com/office/word/2010/wordprocessingShape" xmlns:a14="http://schemas.microsoft.com/office/drawing/2010/main" val="0"/>
+                          <a14:useLocalDpi xmlns:a14="http://schemas.microsoft.com/office/drawing/2010/main" xmlns:wps="http://schemas.microsoft.com/office/word/2010/wordprocessingShape" xmlns:wpi="http://schemas.microsoft.com/office/word/2010/wordprocessingInk" xmlns:wpg="http://schemas.microsoft.com/office/word/2010/wordprocessingGroup" xmlns:w16se="http://schemas.microsoft.com/office/word/2015/wordml/symex" xmlns:w15="http://schemas.microsoft.com/office/word/2012/wordml" xmlns:w14="http://schemas.microsoft.com/office/word/2010/wordml" xmlns:w="http://schemas.openxmlformats.org/wordprocessingml/2006/main" xmlns:w10="urn:schemas-microsoft-com:office:word" xmlns:wp14="http://schemas.microsoft.com/office/word/2010/wordprocessingDrawing" xmlns:v="urn:schemas-microsoft-com:vml" xmlns:o="urn:schemas-microsoft-com:office:office" xmlns:mc="http://schemas.openxmlformats.org/markup-compatibility/2006" xmlns:cx="http://schemas.microsoft.com/office/drawing/2014/chartex" xmlns:wpc="http://schemas.microsoft.com/office/word/2010/wordprocessingCanvas" xmlns="" val="0"/>
                         </a:ext>
                       </a:extLst>
                     </a:blip>
@@ -9750,7 +9755,7 @@
                     <a:blip r:embed="rId13">
                       <a:extLst>
                         <a:ext uri="{28A0092B-C50C-407E-A947-70E740481C1C}">
-                          <a14:useLocalDpi xmlns="" xmlns:wpc="http://schemas.microsoft.com/office/word/2010/wordprocessingCanvas" xmlns:cx="http://schemas.microsoft.com/office/drawing/2014/chartex" xmlns:mc="http://schemas.openxmlformats.org/markup-compatibility/2006" xmlns:o="urn:schemas-microsoft-com:office:office" xmlns:v="urn:schemas-microsoft-com:vml" xmlns:wp14="http://schemas.microsoft.com/office/word/2010/wordprocessingDrawing" xmlns:w10="urn:schemas-microsoft-com:office:word" xmlns:w="http://schemas.openxmlformats.org/wordprocessingml/2006/main" xmlns:w14="http://schemas.microsoft.com/office/word/2010/wordml" xmlns:w15="http://schemas.microsoft.com/office/word/2012/wordml" xmlns:w16se="http://schemas.microsoft.com/office/word/2015/wordml/symex" xmlns:wpg="http://schemas.microsoft.com/office/word/2010/wordprocessingGroup" xmlns:wpi="http://schemas.microsoft.com/office/word/2010/wordprocessingInk" xmlns:wps="http://schemas.microsoft.com/office/word/2010/wordprocessingShape" xmlns:a14="http://schemas.microsoft.com/office/drawing/2010/main" val="0"/>
+                          <a14:useLocalDpi xmlns:a14="http://schemas.microsoft.com/office/drawing/2010/main" xmlns:wps="http://schemas.microsoft.com/office/word/2010/wordprocessingShape" xmlns:wpi="http://schemas.microsoft.com/office/word/2010/wordprocessingInk" xmlns:wpg="http://schemas.microsoft.com/office/word/2010/wordprocessingGroup" xmlns:w16se="http://schemas.microsoft.com/office/word/2015/wordml/symex" xmlns:w15="http://schemas.microsoft.com/office/word/2012/wordml" xmlns:w14="http://schemas.microsoft.com/office/word/2010/wordml" xmlns:w="http://schemas.openxmlformats.org/wordprocessingml/2006/main" xmlns:w10="urn:schemas-microsoft-com:office:word" xmlns:wp14="http://schemas.microsoft.com/office/word/2010/wordprocessingDrawing" xmlns:v="urn:schemas-microsoft-com:vml" xmlns:o="urn:schemas-microsoft-com:office:office" xmlns:mc="http://schemas.openxmlformats.org/markup-compatibility/2006" xmlns:cx="http://schemas.microsoft.com/office/drawing/2014/chartex" xmlns:wpc="http://schemas.microsoft.com/office/word/2010/wordprocessingCanvas" xmlns="" val="0"/>
                         </a:ext>
                       </a:extLst>
                     </a:blip>
@@ -10022,7 +10027,7 @@
                     <a:blip r:embed="rId14">
                       <a:extLst>
                         <a:ext uri="{28A0092B-C50C-407E-A947-70E740481C1C}">
-                          <a14:useLocalDpi xmlns="" xmlns:wpc="http://schemas.microsoft.com/office/word/2010/wordprocessingCanvas" xmlns:cx="http://schemas.microsoft.com/office/drawing/2014/chartex" xmlns:mc="http://schemas.openxmlformats.org/markup-compatibility/2006" xmlns:o="urn:schemas-microsoft-com:office:office" xmlns:v="urn:schemas-microsoft-com:vml" xmlns:wp14="http://schemas.microsoft.com/office/word/2010/wordprocessingDrawing" xmlns:w10="urn:schemas-microsoft-com:office:word" xmlns:w="http://schemas.openxmlformats.org/wordprocessingml/2006/main" xmlns:w14="http://schemas.microsoft.com/office/word/2010/wordml" xmlns:w15="http://schemas.microsoft.com/office/word/2012/wordml" xmlns:w16se="http://schemas.microsoft.com/office/word/2015/wordml/symex" xmlns:wpg="http://schemas.microsoft.com/office/word/2010/wordprocessingGroup" xmlns:wpi="http://schemas.microsoft.com/office/word/2010/wordprocessingInk" xmlns:wps="http://schemas.microsoft.com/office/word/2010/wordprocessingShape" xmlns:a14="http://schemas.microsoft.com/office/drawing/2010/main" val="0"/>
+                          <a14:useLocalDpi xmlns:a14="http://schemas.microsoft.com/office/drawing/2010/main" xmlns:wps="http://schemas.microsoft.com/office/word/2010/wordprocessingShape" xmlns:wpi="http://schemas.microsoft.com/office/word/2010/wordprocessingInk" xmlns:wpg="http://schemas.microsoft.com/office/word/2010/wordprocessingGroup" xmlns:w16se="http://schemas.microsoft.com/office/word/2015/wordml/symex" xmlns:w15="http://schemas.microsoft.com/office/word/2012/wordml" xmlns:w14="http://schemas.microsoft.com/office/word/2010/wordml" xmlns:w="http://schemas.openxmlformats.org/wordprocessingml/2006/main" xmlns:w10="urn:schemas-microsoft-com:office:word" xmlns:wp14="http://schemas.microsoft.com/office/word/2010/wordprocessingDrawing" xmlns:v="urn:schemas-microsoft-com:vml" xmlns:o="urn:schemas-microsoft-com:office:office" xmlns:mc="http://schemas.openxmlformats.org/markup-compatibility/2006" xmlns:cx="http://schemas.microsoft.com/office/drawing/2014/chartex" xmlns:wpc="http://schemas.microsoft.com/office/word/2010/wordprocessingCanvas" xmlns="" val="0"/>
                         </a:ext>
                       </a:extLst>
                     </a:blip>
@@ -10231,7 +10236,7 @@
                     <a:blip r:embed="rId15">
                       <a:extLst>
                         <a:ext uri="{28A0092B-C50C-407E-A947-70E740481C1C}">
-                          <a14:useLocalDpi xmlns="" xmlns:wpc="http://schemas.microsoft.com/office/word/2010/wordprocessingCanvas" xmlns:cx="http://schemas.microsoft.com/office/drawing/2014/chartex" xmlns:mc="http://schemas.openxmlformats.org/markup-compatibility/2006" xmlns:o="urn:schemas-microsoft-com:office:office" xmlns:v="urn:schemas-microsoft-com:vml" xmlns:wp14="http://schemas.microsoft.com/office/word/2010/wordprocessingDrawing" xmlns:w10="urn:schemas-microsoft-com:office:word" xmlns:w="http://schemas.openxmlformats.org/wordprocessingml/2006/main" xmlns:w14="http://schemas.microsoft.com/office/word/2010/wordml" xmlns:w15="http://schemas.microsoft.com/office/word/2012/wordml" xmlns:w16se="http://schemas.microsoft.com/office/word/2015/wordml/symex" xmlns:wpg="http://schemas.microsoft.com/office/word/2010/wordprocessingGroup" xmlns:wpi="http://schemas.microsoft.com/office/word/2010/wordprocessingInk" xmlns:wps="http://schemas.microsoft.com/office/word/2010/wordprocessingShape" xmlns:a14="http://schemas.microsoft.com/office/drawing/2010/main" val="0"/>
+                          <a14:useLocalDpi xmlns:a14="http://schemas.microsoft.com/office/drawing/2010/main" xmlns:wps="http://schemas.microsoft.com/office/word/2010/wordprocessingShape" xmlns:wpi="http://schemas.microsoft.com/office/word/2010/wordprocessingInk" xmlns:wpg="http://schemas.microsoft.com/office/word/2010/wordprocessingGroup" xmlns:w16se="http://schemas.microsoft.com/office/word/2015/wordml/symex" xmlns:w15="http://schemas.microsoft.com/office/word/2012/wordml" xmlns:w14="http://schemas.microsoft.com/office/word/2010/wordml" xmlns:w="http://schemas.openxmlformats.org/wordprocessingml/2006/main" xmlns:w10="urn:schemas-microsoft-com:office:word" xmlns:wp14="http://schemas.microsoft.com/office/word/2010/wordprocessingDrawing" xmlns:v="urn:schemas-microsoft-com:vml" xmlns:o="urn:schemas-microsoft-com:office:office" xmlns:mc="http://schemas.openxmlformats.org/markup-compatibility/2006" xmlns:cx="http://schemas.microsoft.com/office/drawing/2014/chartex" xmlns:wpc="http://schemas.microsoft.com/office/word/2010/wordprocessingCanvas" xmlns="" val="0"/>
                         </a:ext>
                       </a:extLst>
                     </a:blip>
@@ -10958,11 +10963,21 @@
         </w:rPr>
         <w:t>3.1.2.1.1</w:t>
       </w:r>
+      <w:commentRangeStart w:id="15"/>
       <w:r>
         <w:rPr>
           <w:rFonts w:hint="eastAsia"/>
         </w:rPr>
         <w:t>创建区域</w:t>
+      </w:r>
+      <w:commentRangeEnd w:id="15"/>
+      <w:r>
+        <w:rPr>
+          <w:rStyle w:val="CommentReference"/>
+          <w:b w:val="0"/>
+          <w:bCs w:val="0"/>
+        </w:rPr>
+        <w:commentReference w:id="15"/>
       </w:r>
     </w:p>
     <w:p>
@@ -10970,9 +10985,6 @@
         <w:pStyle w:val="ListParagraph"/>
         <w:spacing w:line="276" w:lineRule="auto"/>
         <w:ind w:left="360" w:firstLineChars="0" w:firstLine="0"/>
-        <w:rPr>
-          <w:rFonts w:hint="eastAsia"/>
-        </w:rPr>
       </w:pPr>
       <w:r>
         <w:rPr>
@@ -11032,9 +11044,6 @@
         </w:numPr>
         <w:spacing w:line="276" w:lineRule="auto"/>
         <w:ind w:firstLineChars="0"/>
-        <w:rPr>
-          <w:rFonts w:hint="eastAsia"/>
-        </w:rPr>
       </w:pPr>
       <w:r>
         <w:rPr>
@@ -11048,9 +11057,6 @@
         <w:pStyle w:val="ListParagraph"/>
         <w:spacing w:line="276" w:lineRule="auto"/>
         <w:ind w:left="720" w:firstLineChars="0" w:firstLine="0"/>
-        <w:rPr>
-          <w:rFonts w:hint="eastAsia"/>
-        </w:rPr>
       </w:pPr>
       <w:r>
         <w:rPr>
@@ -11089,9 +11095,6 @@
         <w:pStyle w:val="ListParagraph"/>
         <w:spacing w:line="276" w:lineRule="auto"/>
         <w:ind w:left="720" w:firstLineChars="0" w:firstLine="0"/>
-        <w:rPr>
-          <w:rFonts w:hint="eastAsia"/>
-        </w:rPr>
       </w:pPr>
       <w:r>
         <w:rPr>
@@ -11159,9 +11162,6 @@
         <w:pStyle w:val="ListParagraph"/>
         <w:spacing w:line="276" w:lineRule="auto"/>
         <w:ind w:left="720" w:firstLineChars="0" w:firstLine="0"/>
-        <w:rPr>
-          <w:rFonts w:hint="eastAsia"/>
-        </w:rPr>
       </w:pPr>
       <w:r>
         <w:rPr>
@@ -11205,9 +11205,6 @@
         <w:pStyle w:val="ListParagraph"/>
         <w:spacing w:line="276" w:lineRule="auto"/>
         <w:ind w:left="720" w:firstLineChars="0" w:firstLine="0"/>
-        <w:rPr>
-          <w:rFonts w:hint="eastAsia"/>
-        </w:rPr>
       </w:pPr>
       <w:r>
         <w:rPr>
@@ -11251,9 +11248,6 @@
         <w:pStyle w:val="ListParagraph"/>
         <w:spacing w:line="276" w:lineRule="auto"/>
         <w:ind w:left="720" w:firstLineChars="0" w:firstLine="0"/>
-        <w:rPr>
-          <w:rFonts w:hint="eastAsia"/>
-        </w:rPr>
       </w:pPr>
       <w:r>
         <w:rPr>
@@ -11291,9 +11285,6 @@
         <w:pStyle w:val="ListParagraph"/>
         <w:spacing w:line="276" w:lineRule="auto"/>
         <w:ind w:left="720" w:firstLineChars="0" w:firstLine="0"/>
-        <w:rPr>
-          <w:rFonts w:hint="eastAsia"/>
-        </w:rPr>
       </w:pPr>
       <w:r>
         <w:rPr>
@@ -11331,9 +11322,6 @@
         <w:pStyle w:val="ListParagraph"/>
         <w:spacing w:line="276" w:lineRule="auto"/>
         <w:ind w:left="720" w:firstLineChars="0" w:firstLine="0"/>
-        <w:rPr>
-          <w:rFonts w:hint="eastAsia"/>
-        </w:rPr>
       </w:pPr>
       <w:r>
         <w:rPr>
@@ -11381,9 +11369,6 @@
         </w:numPr>
         <w:spacing w:line="276" w:lineRule="auto"/>
         <w:ind w:firstLineChars="0"/>
-        <w:rPr>
-          <w:rFonts w:hint="eastAsia"/>
-        </w:rPr>
       </w:pPr>
       <w:r>
         <w:rPr>
@@ -11397,9 +11382,6 @@
         <w:pStyle w:val="ListParagraph"/>
         <w:spacing w:line="276" w:lineRule="auto"/>
         <w:ind w:left="720" w:firstLineChars="0" w:firstLine="0"/>
-        <w:rPr>
-          <w:rFonts w:hint="eastAsia"/>
-        </w:rPr>
       </w:pPr>
       <w:r>
         <w:rPr>
@@ -11509,9 +11491,6 @@
         <w:pStyle w:val="ListParagraph"/>
         <w:spacing w:line="276" w:lineRule="auto"/>
         <w:ind w:left="720" w:firstLineChars="0" w:firstLine="0"/>
-        <w:rPr>
-          <w:rFonts w:hint="eastAsia"/>
-        </w:rPr>
       </w:pPr>
       <w:r>
         <w:rPr>
@@ -11579,9 +11558,6 @@
         <w:pStyle w:val="ListParagraph"/>
         <w:spacing w:line="276" w:lineRule="auto"/>
         <w:ind w:left="720" w:firstLineChars="0" w:firstLine="0"/>
-        <w:rPr>
-          <w:rFonts w:hint="eastAsia"/>
-        </w:rPr>
       </w:pPr>
       <w:r>
         <w:rPr>
@@ -11643,9 +11619,6 @@
         <w:pStyle w:val="ListParagraph"/>
         <w:spacing w:line="276" w:lineRule="auto"/>
         <w:ind w:left="720" w:firstLineChars="0" w:firstLine="0"/>
-        <w:rPr>
-          <w:rFonts w:hint="eastAsia"/>
-        </w:rPr>
       </w:pPr>
       <w:r>
         <w:rPr>
@@ -11713,9 +11686,6 @@
         <w:pStyle w:val="ListParagraph"/>
         <w:spacing w:line="276" w:lineRule="auto"/>
         <w:ind w:left="720" w:firstLineChars="0" w:firstLine="0"/>
-        <w:rPr>
-          <w:rFonts w:hint="eastAsia"/>
-        </w:rPr>
       </w:pPr>
       <w:r>
         <w:rPr>
@@ -11837,9 +11807,6 @@
         <w:pStyle w:val="ListParagraph"/>
         <w:spacing w:line="276" w:lineRule="auto"/>
         <w:ind w:left="720" w:firstLineChars="0" w:firstLine="0"/>
-        <w:rPr>
-          <w:rFonts w:hint="eastAsia"/>
-        </w:rPr>
       </w:pPr>
       <w:r>
         <w:rPr>
@@ -11899,9 +11866,6 @@
         </w:numPr>
         <w:spacing w:line="276" w:lineRule="auto"/>
         <w:ind w:firstLineChars="0"/>
-        <w:rPr>
-          <w:rFonts w:hint="eastAsia"/>
-        </w:rPr>
       </w:pPr>
       <w:r>
         <w:rPr>
@@ -11915,9 +11879,6 @@
         <w:pStyle w:val="ListParagraph"/>
         <w:spacing w:line="276" w:lineRule="auto"/>
         <w:ind w:left="720" w:firstLineChars="0" w:firstLine="0"/>
-        <w:rPr>
-          <w:rFonts w:hint="eastAsia"/>
-        </w:rPr>
       </w:pPr>
       <w:r>
         <w:rPr>
@@ -11949,9 +11910,6 @@
         <w:pStyle w:val="ListParagraph"/>
         <w:spacing w:line="276" w:lineRule="auto"/>
         <w:ind w:left="720" w:firstLineChars="0" w:firstLine="0"/>
-        <w:rPr>
-          <w:rFonts w:hint="eastAsia"/>
-        </w:rPr>
       </w:pPr>
       <w:r>
         <w:rPr>
@@ -11963,7 +11921,24 @@
         <w:rPr>
           <w:rFonts w:hint="eastAsia"/>
         </w:rPr>
-        <w:t>）指定模式更新区域</w:t>
+        <w:t>）</w:t>
+      </w:r>
+      <w:commentRangeStart w:id="16"/>
+      <w:r>
+        <w:rPr>
+          <w:rFonts w:hint="eastAsia"/>
+        </w:rPr>
+        <w:t>指定模式更新区域</w:t>
+      </w:r>
+      <w:commentRangeEnd w:id="16"/>
+      <w:r>
+        <w:rPr>
+          <w:rStyle w:val="CommentReference"/>
+          <w:rFonts w:asciiTheme="minorHAnsi" w:eastAsiaTheme="minorEastAsia" w:hAnsiTheme="minorHAnsi" w:cstheme="minorBidi"/>
+          <w:snapToGrid/>
+          <w:kern w:val="2"/>
+        </w:rPr>
+        <w:commentReference w:id="16"/>
       </w:r>
       <w:r>
         <w:rPr>
@@ -11981,7 +11956,6 @@
       <w:r>
         <w:rPr>
           <w:rFonts w:ascii="宋体" w:cs="宋体"/>
-          <w:lang w:val="zh-CN"/>
         </w:rPr>
         <w:t>datalocation</w:t>
       </w:r>
@@ -11995,7 +11969,6 @@
       <w:r>
         <w:rPr>
           <w:rFonts w:ascii="宋体" w:cs="宋体"/>
-          <w:lang w:val="zh-CN"/>
         </w:rPr>
         <w:t>metaLocation</w:t>
       </w:r>
@@ -12009,7 +11982,6 @@
       <w:r>
         <w:rPr>
           <w:rFonts w:ascii="宋体" w:cs="宋体"/>
-          <w:lang w:val="zh-CN"/>
         </w:rPr>
         <w:t>MetaHisLocation</w:t>
       </w:r>
@@ -12025,9 +11997,6 @@
         <w:pStyle w:val="ListParagraph"/>
         <w:spacing w:line="276" w:lineRule="auto"/>
         <w:ind w:left="720" w:firstLineChars="0" w:firstLine="0"/>
-        <w:rPr>
-          <w:rFonts w:hint="eastAsia"/>
-        </w:rPr>
       </w:pPr>
       <w:r>
         <w:rPr>
@@ -12039,7 +12008,13 @@
         <w:rPr>
           <w:rFonts w:hint="eastAsia"/>
         </w:rPr>
-        <w:t>覆盖测试更新后，原元数据表中对象可正常读取；新建对象存入到新表中。</w:t>
+        <w:t>覆盖测试更新后，原元数据表中对象可正常读取</w:t>
+      </w:r>
+      <w:r>
+        <w:rPr>
+          <w:rFonts w:hint="eastAsia"/>
+        </w:rPr>
+        <w:t>。</w:t>
       </w:r>
     </w:p>
     <w:p>
@@ -12047,9 +12022,6 @@
         <w:pStyle w:val="ListParagraph"/>
         <w:spacing w:line="276" w:lineRule="auto"/>
         <w:ind w:left="720" w:firstLineChars="0" w:firstLine="0"/>
-        <w:rPr>
-          <w:rFonts w:hint="eastAsia"/>
-        </w:rPr>
       </w:pPr>
       <w:r>
         <w:rPr>
@@ -12081,9 +12053,6 @@
         <w:pStyle w:val="ListParagraph"/>
         <w:spacing w:line="276" w:lineRule="auto"/>
         <w:ind w:left="720" w:firstLineChars="0" w:firstLine="0"/>
-        <w:rPr>
-          <w:rFonts w:hint="eastAsia"/>
-        </w:rPr>
       </w:pPr>
       <w:r>
         <w:rPr>
@@ -12095,7 +12064,14 @@
         <w:rPr>
           <w:rFonts w:hint="eastAsia"/>
         </w:rPr>
-        <w:t>）指定模式更新区域，指定</w:t>
+        <w:t>）</w:t>
+      </w:r>
+      <w:commentRangeStart w:id="17"/>
+      <w:r>
+        <w:rPr>
+          <w:rFonts w:hint="eastAsia"/>
+        </w:rPr>
+        <w:t>指定模式更新区域，指定</w:t>
       </w:r>
       <w:r>
         <w:rPr>
@@ -12120,6 +12096,16 @@
           <w:rFonts w:hint="eastAsia"/>
         </w:rPr>
         <w:t>不存在（都不存在、只有一个不存在）</w:t>
+      </w:r>
+      <w:commentRangeEnd w:id="17"/>
+      <w:r>
+        <w:rPr>
+          <w:rStyle w:val="CommentReference"/>
+          <w:rFonts w:asciiTheme="minorHAnsi" w:eastAsiaTheme="minorEastAsia" w:hAnsiTheme="minorHAnsi" w:cstheme="minorBidi"/>
+          <w:snapToGrid/>
+          <w:kern w:val="2"/>
+        </w:rPr>
+        <w:commentReference w:id="17"/>
       </w:r>
     </w:p>
     <w:p>
@@ -12127,9 +12113,6 @@
         <w:pStyle w:val="ListParagraph"/>
         <w:spacing w:line="276" w:lineRule="auto"/>
         <w:ind w:left="720" w:firstLineChars="0" w:firstLine="0"/>
-        <w:rPr>
-          <w:rFonts w:hint="eastAsia"/>
-        </w:rPr>
       </w:pPr>
       <w:r>
         <w:rPr>
@@ -12209,9 +12192,6 @@
         <w:pStyle w:val="ListParagraph"/>
         <w:spacing w:line="276" w:lineRule="auto"/>
         <w:ind w:left="720" w:firstLineChars="0" w:firstLine="0"/>
-        <w:rPr>
-          <w:rFonts w:hint="eastAsia"/>
-        </w:rPr>
       </w:pPr>
       <w:r>
         <w:rPr>
@@ -12229,7 +12209,19 @@
         <w:rPr>
           <w:rFonts w:hint="eastAsia"/>
         </w:rPr>
-        <w:t>更新后，原表中对象数据可操作。</w:t>
+        <w:t>更新后，</w:t>
+      </w:r>
+      <w:r>
+        <w:rPr>
+          <w:rFonts w:hint="eastAsia"/>
+        </w:rPr>
+        <w:t>新表</w:t>
+      </w:r>
+      <w:r>
+        <w:rPr>
+          <w:rFonts w:hint="eastAsia"/>
+        </w:rPr>
+        <w:t>原表中对象数据可操作。</w:t>
       </w:r>
     </w:p>
     <w:p>
@@ -12237,9 +12229,6 @@
         <w:pStyle w:val="ListParagraph"/>
         <w:spacing w:line="276" w:lineRule="auto"/>
         <w:ind w:left="720" w:firstLineChars="0" w:firstLine="0"/>
-        <w:rPr>
-          <w:rFonts w:hint="eastAsia"/>
-        </w:rPr>
       </w:pPr>
       <w:r>
         <w:rPr>
@@ -12319,9 +12308,6 @@
         <w:pStyle w:val="ListParagraph"/>
         <w:spacing w:line="276" w:lineRule="auto"/>
         <w:ind w:left="720" w:firstLineChars="0" w:firstLine="0"/>
-        <w:rPr>
-          <w:rFonts w:hint="eastAsia"/>
-        </w:rPr>
       </w:pPr>
       <w:r>
         <w:rPr>
@@ -12383,9 +12369,6 @@
         <w:pStyle w:val="ListParagraph"/>
         <w:spacing w:line="276" w:lineRule="auto"/>
         <w:ind w:left="720" w:firstLineChars="0" w:firstLine="0"/>
-        <w:rPr>
-          <w:rFonts w:hint="eastAsia"/>
-        </w:rPr>
       </w:pPr>
       <w:r>
         <w:rPr>
@@ -12403,7 +12386,7 @@
         <w:rPr>
           <w:rFonts w:hint="eastAsia"/>
         </w:rPr>
-        <w:t>DataDdomain</w:t>
+        <w:t>DataDomain</w:t>
       </w:r>
       <w:r>
         <w:rPr>
@@ -12423,9 +12406,6 @@
         <w:pStyle w:val="ListParagraph"/>
         <w:spacing w:line="276" w:lineRule="auto"/>
         <w:ind w:left="720" w:firstLineChars="0" w:firstLine="0"/>
-        <w:rPr>
-          <w:rFonts w:hint="eastAsia"/>
-        </w:rPr>
       </w:pPr>
       <w:r>
         <w:rPr>
@@ -12457,9 +12437,6 @@
         <w:pStyle w:val="ListParagraph"/>
         <w:spacing w:line="276" w:lineRule="auto"/>
         <w:ind w:left="720" w:firstLineChars="0" w:firstLine="0"/>
-        <w:rPr>
-          <w:rFonts w:hint="eastAsia"/>
-        </w:rPr>
       </w:pPr>
       <w:r>
         <w:rPr>
@@ -12498,9 +12475,6 @@
         <w:pStyle w:val="ListParagraph"/>
         <w:spacing w:line="276" w:lineRule="auto"/>
         <w:ind w:left="720" w:firstLineChars="0" w:firstLine="0"/>
-        <w:rPr>
-          <w:rFonts w:hint="eastAsia"/>
-        </w:rPr>
       </w:pPr>
       <w:r>
         <w:rPr>
@@ -12560,9 +12534,6 @@
         </w:numPr>
         <w:spacing w:line="276" w:lineRule="auto"/>
         <w:ind w:firstLineChars="0"/>
-        <w:rPr>
-          <w:rFonts w:hint="eastAsia"/>
-        </w:rPr>
       </w:pPr>
       <w:r>
         <w:rPr>
@@ -12576,9 +12547,6 @@
         <w:pStyle w:val="ListParagraph"/>
         <w:spacing w:line="276" w:lineRule="auto"/>
         <w:ind w:left="720" w:firstLineChars="0" w:firstLine="0"/>
-        <w:rPr>
-          <w:rFonts w:hint="eastAsia"/>
-        </w:rPr>
       </w:pPr>
       <w:r>
         <w:rPr>
@@ -12598,9 +12566,6 @@
         <w:pStyle w:val="ListParagraph"/>
         <w:spacing w:line="276" w:lineRule="auto"/>
         <w:ind w:left="720" w:firstLineChars="0" w:firstLine="0"/>
-        <w:rPr>
-          <w:rFonts w:hint="eastAsia"/>
-        </w:rPr>
       </w:pPr>
       <w:r>
         <w:rPr>
@@ -12620,9 +12585,6 @@
         <w:pStyle w:val="ListParagraph"/>
         <w:spacing w:line="276" w:lineRule="auto"/>
         <w:ind w:left="720" w:firstLineChars="0" w:firstLine="0"/>
-        <w:rPr>
-          <w:rFonts w:hint="eastAsia"/>
-        </w:rPr>
       </w:pPr>
       <w:r>
         <w:rPr>
@@ -12672,9 +12634,6 @@
         <w:pStyle w:val="ListParagraph"/>
         <w:spacing w:line="276" w:lineRule="auto"/>
         <w:ind w:left="720" w:firstLineChars="0" w:firstLine="0"/>
-        <w:rPr>
-          <w:rFonts w:hint="eastAsia"/>
-        </w:rPr>
       </w:pPr>
       <w:r>
         <w:rPr>
@@ -12699,9 +12658,6 @@
         </w:numPr>
         <w:spacing w:line="276" w:lineRule="auto"/>
         <w:ind w:firstLineChars="0"/>
-        <w:rPr>
-          <w:rFonts w:hint="eastAsia"/>
-        </w:rPr>
       </w:pPr>
       <w:r>
         <w:rPr>
@@ -12715,9 +12671,6 @@
         <w:pStyle w:val="ListParagraph"/>
         <w:spacing w:line="276" w:lineRule="auto"/>
         <w:ind w:left="720" w:firstLineChars="0" w:firstLine="0"/>
-        <w:rPr>
-          <w:rFonts w:hint="eastAsia"/>
-        </w:rPr>
       </w:pPr>
       <w:r>
         <w:rPr>
@@ -12731,9 +12684,6 @@
         <w:pStyle w:val="ListParagraph"/>
         <w:spacing w:line="276" w:lineRule="auto"/>
         <w:ind w:left="720" w:firstLineChars="0" w:firstLine="0"/>
-        <w:rPr>
-          <w:rFonts w:hint="eastAsia"/>
-        </w:rPr>
       </w:pPr>
       <w:r>
         <w:rPr>
@@ -12753,9 +12703,6 @@
         <w:pStyle w:val="ListParagraph"/>
         <w:spacing w:line="276" w:lineRule="auto"/>
         <w:ind w:left="720" w:firstLineChars="0" w:firstLine="0"/>
-        <w:rPr>
-          <w:rFonts w:hint="eastAsia"/>
-        </w:rPr>
       </w:pPr>
       <w:r>
         <w:rPr>
@@ -12775,9 +12722,6 @@
         <w:pStyle w:val="ListParagraph"/>
         <w:spacing w:line="276" w:lineRule="auto"/>
         <w:ind w:left="720" w:firstLineChars="0" w:firstLine="0"/>
-        <w:rPr>
-          <w:rFonts w:hint="eastAsia"/>
-        </w:rPr>
       </w:pPr>
       <w:r>
         <w:rPr>
@@ -12797,9 +12741,6 @@
         <w:pStyle w:val="ListParagraph"/>
         <w:spacing w:line="276" w:lineRule="auto"/>
         <w:ind w:left="720" w:firstLineChars="0" w:firstLine="0"/>
-        <w:rPr>
-          <w:rFonts w:hint="eastAsia"/>
-        </w:rPr>
       </w:pPr>
       <w:r>
         <w:rPr>
@@ -12860,9 +12801,6 @@
       <w:pPr>
         <w:spacing w:line="276" w:lineRule="auto"/>
         <w:ind w:firstLine="420"/>
-        <w:rPr>
-          <w:rFonts w:hint="eastAsia"/>
-        </w:rPr>
       </w:pPr>
       <w:r>
         <w:rPr>
@@ -12898,9 +12836,6 @@
         </w:numPr>
         <w:spacing w:line="276" w:lineRule="auto"/>
         <w:ind w:firstLineChars="0"/>
-        <w:rPr>
-          <w:rFonts w:hint="eastAsia"/>
-        </w:rPr>
       </w:pPr>
       <w:r>
         <w:rPr>
@@ -12918,9 +12853,6 @@
         </w:numPr>
         <w:spacing w:line="276" w:lineRule="auto"/>
         <w:ind w:firstLineChars="0"/>
-        <w:rPr>
-          <w:rFonts w:hint="eastAsia"/>
-        </w:rPr>
       </w:pPr>
       <w:r>
         <w:rPr>
@@ -12985,9 +12917,6 @@
       <w:pPr>
         <w:spacing w:line="276" w:lineRule="auto"/>
         <w:ind w:firstLine="420"/>
-        <w:rPr>
-          <w:rFonts w:hint="eastAsia"/>
-        </w:rPr>
       </w:pPr>
       <w:r>
         <w:rPr>
@@ -13053,9 +12982,6 @@
         </w:numPr>
         <w:spacing w:line="276" w:lineRule="auto"/>
         <w:ind w:firstLineChars="0"/>
-        <w:rPr>
-          <w:rFonts w:hint="eastAsia"/>
-        </w:rPr>
       </w:pPr>
       <w:r>
         <w:rPr>
@@ -13076,9 +13002,6 @@
         </w:numPr>
         <w:spacing w:line="276" w:lineRule="auto"/>
         <w:ind w:firstLineChars="0"/>
-        <w:rPr>
-          <w:rFonts w:hint="eastAsia"/>
-        </w:rPr>
       </w:pPr>
       <w:r>
         <w:rPr>
@@ -13096,9 +13019,6 @@
         </w:numPr>
         <w:spacing w:line="276" w:lineRule="auto"/>
         <w:ind w:firstLineChars="0"/>
-        <w:rPr>
-          <w:rFonts w:hint="eastAsia"/>
-        </w:rPr>
       </w:pPr>
       <w:r>
         <w:rPr>
@@ -13116,9 +13036,6 @@
         </w:numPr>
         <w:spacing w:line="276" w:lineRule="auto"/>
         <w:ind w:firstLineChars="0"/>
-        <w:rPr>
-          <w:rFonts w:hint="eastAsia"/>
-        </w:rPr>
       </w:pPr>
       <w:r>
         <w:rPr>
@@ -13136,15 +13053,18 @@
         </w:numPr>
         <w:spacing w:line="276" w:lineRule="auto"/>
         <w:ind w:firstLineChars="0"/>
-        <w:rPr>
-          <w:rFonts w:hint="eastAsia"/>
-        </w:rPr>
       </w:pPr>
       <w:r>
         <w:rPr>
           <w:rFonts w:hint="eastAsia"/>
         </w:rPr>
         <w:t>存在多个桶，获取区域信息</w:t>
+      </w:r>
+      <w:r>
+        <w:rPr>
+          <w:rFonts w:hint="eastAsia"/>
+        </w:rPr>
+        <w:t>（覆盖删除部分桶）</w:t>
       </w:r>
     </w:p>
     <w:p>
@@ -13191,9 +13111,6 @@
       <w:pPr>
         <w:spacing w:line="276" w:lineRule="auto"/>
         <w:ind w:firstLine="420"/>
-        <w:rPr>
-          <w:rFonts w:hint="eastAsia"/>
-        </w:rPr>
       </w:pPr>
       <w:r>
         <w:rPr>
@@ -13265,9 +13182,6 @@
         </w:numPr>
         <w:spacing w:line="276" w:lineRule="auto"/>
         <w:ind w:firstLineChars="0"/>
-        <w:rPr>
-          <w:rFonts w:hint="eastAsia"/>
-        </w:rPr>
       </w:pPr>
       <w:r>
         <w:rPr>
@@ -13285,9 +13199,6 @@
         </w:numPr>
         <w:spacing w:line="276" w:lineRule="auto"/>
         <w:ind w:firstLineChars="0"/>
-        <w:rPr>
-          <w:rFonts w:hint="eastAsia"/>
-        </w:rPr>
       </w:pPr>
       <w:r>
         <w:rPr>
@@ -13306,9 +13217,6 @@
         </w:numPr>
         <w:spacing w:line="276" w:lineRule="auto"/>
         <w:ind w:firstLineChars="0"/>
-        <w:rPr>
-          <w:rFonts w:hint="eastAsia"/>
-        </w:rPr>
       </w:pPr>
       <w:r>
         <w:rPr>
@@ -13326,9 +13234,6 @@
         </w:numPr>
         <w:spacing w:line="276" w:lineRule="auto"/>
         <w:ind w:firstLineChars="0"/>
-        <w:rPr>
-          <w:rFonts w:hint="eastAsia"/>
-        </w:rPr>
       </w:pPr>
       <w:r>
         <w:rPr>
@@ -13346,10 +13251,8 @@
         </w:numPr>
         <w:spacing w:line="276" w:lineRule="auto"/>
         <w:ind w:firstLineChars="0"/>
-        <w:rPr>
-          <w:rFonts w:hint="eastAsia"/>
-        </w:rPr>
-      </w:pPr>
+      </w:pPr>
+      <w:commentRangeStart w:id="18"/>
       <w:r>
         <w:rPr>
           <w:rFonts w:hint="eastAsia"/>
@@ -13367,6 +13270,16 @@
           <w:rFonts w:hint="eastAsia"/>
         </w:rPr>
         <w:t>被其它区域使用，删除区域</w:t>
+      </w:r>
+      <w:commentRangeEnd w:id="18"/>
+      <w:r>
+        <w:rPr>
+          <w:rStyle w:val="CommentReference"/>
+          <w:rFonts w:asciiTheme="minorHAnsi" w:eastAsiaTheme="minorEastAsia" w:hAnsiTheme="minorHAnsi" w:cstheme="minorBidi"/>
+          <w:snapToGrid/>
+          <w:kern w:val="2"/>
+        </w:rPr>
+        <w:commentReference w:id="18"/>
       </w:r>
     </w:p>
     <w:p>
@@ -13374,9 +13287,6 @@
         <w:pStyle w:val="ListParagraph"/>
         <w:spacing w:line="276" w:lineRule="auto"/>
         <w:ind w:left="780" w:firstLineChars="0" w:firstLine="0"/>
-        <w:rPr>
-          <w:rFonts w:hint="eastAsia"/>
-        </w:rPr>
       </w:pPr>
       <w:r>
         <w:rPr>
@@ -13484,9 +13394,6 @@
       <w:pPr>
         <w:spacing w:line="276" w:lineRule="auto"/>
         <w:ind w:firstLine="420"/>
-        <w:rPr>
-          <w:rFonts w:hint="eastAsia"/>
-        </w:rPr>
       </w:pPr>
       <w:r>
         <w:rPr>
@@ -13504,9 +13411,6 @@
         </w:numPr>
         <w:spacing w:line="276" w:lineRule="auto"/>
         <w:ind w:firstLineChars="0"/>
-        <w:rPr>
-          <w:rFonts w:hint="eastAsia"/>
-        </w:rPr>
       </w:pPr>
       <w:r>
         <w:rPr>
@@ -13524,9 +13428,6 @@
         </w:numPr>
         <w:spacing w:line="276" w:lineRule="auto"/>
         <w:ind w:firstLineChars="0"/>
-        <w:rPr>
-          <w:rFonts w:hint="eastAsia"/>
-        </w:rPr>
       </w:pPr>
       <w:r>
         <w:rPr>
@@ -13544,9 +13445,6 @@
         </w:numPr>
         <w:spacing w:line="276" w:lineRule="auto"/>
         <w:ind w:firstLineChars="0"/>
-        <w:rPr>
-          <w:rFonts w:hint="eastAsia"/>
-        </w:rPr>
       </w:pPr>
       <w:r>
         <w:rPr>
@@ -13920,7 +13818,7 @@
               <w:adjustRightInd w:val="0"/>
               <w:spacing w:line="360" w:lineRule="auto"/>
               <w:rPr>
-                <w:rFonts w:ascii="Times New Roman" w:hAnsi="Times New Roman" w:hint="eastAsia"/>
+                <w:rFonts w:ascii="Times New Roman" w:hAnsi="Times New Roman"/>
               </w:rPr>
             </w:pPr>
             <w:r>
@@ -13947,6 +13845,48 @@
               <w:adjustRightInd w:val="0"/>
               <w:spacing w:line="360" w:lineRule="auto"/>
               <w:rPr>
+                <w:rFonts w:ascii="Times New Roman" w:hAnsi="Times New Roman" w:hint="eastAsia"/>
+              </w:rPr>
+            </w:pPr>
+            <w:r>
+              <w:rPr>
+                <w:rFonts w:ascii="Times New Roman" w:hAnsi="Times New Roman" w:hint="eastAsia"/>
+              </w:rPr>
+              <w:t>并发更新同一区域（相同配置和不同配置）</w:t>
+            </w:r>
+          </w:p>
+          <w:p>
+            <w:pPr>
+              <w:numPr>
+                <w:ilvl w:val="0"/>
+                <w:numId w:val="10"/>
+              </w:numPr>
+              <w:autoSpaceDE w:val="0"/>
+              <w:autoSpaceDN w:val="0"/>
+              <w:adjustRightInd w:val="0"/>
+              <w:spacing w:line="360" w:lineRule="auto"/>
+              <w:rPr>
+                <w:rFonts w:ascii="Times New Roman" w:hAnsi="Times New Roman" w:hint="eastAsia"/>
+              </w:rPr>
+            </w:pPr>
+            <w:r>
+              <w:rPr>
+                <w:rFonts w:ascii="Times New Roman" w:hAnsi="Times New Roman" w:hint="eastAsia"/>
+              </w:rPr>
+              <w:t>并发更新和使用区域（对象操作）</w:t>
+            </w:r>
+          </w:p>
+          <w:p>
+            <w:pPr>
+              <w:numPr>
+                <w:ilvl w:val="0"/>
+                <w:numId w:val="10"/>
+              </w:numPr>
+              <w:autoSpaceDE w:val="0"/>
+              <w:autoSpaceDN w:val="0"/>
+              <w:adjustRightInd w:val="0"/>
+              <w:spacing w:line="360" w:lineRule="auto"/>
+              <w:rPr>
                 <w:rFonts w:ascii="Times New Roman" w:hAnsi="Times New Roman"/>
               </w:rPr>
             </w:pPr>
@@ -13954,7 +13894,7 @@
               <w:rPr>
                 <w:rFonts w:ascii="Times New Roman" w:hAnsi="Times New Roman" w:hint="eastAsia"/>
               </w:rPr>
-              <w:t>并发更新同一区域（相同配置和不同配置）</w:t>
+              <w:t>创建区域和桶后，并发创建对象</w:t>
             </w:r>
           </w:p>
         </w:tc>
@@ -14168,14 +14108,7 @@
               <w:rPr>
                 <w:rFonts w:ascii="Times New Roman" w:hAnsi="Times New Roman" w:hint="eastAsia"/>
               </w:rPr>
-              <w:t>不同操作</w:t>
-            </w:r>
-            <w:r>
-              <w:rPr>
-                <w:rFonts w:ascii="Times New Roman" w:hAnsi="Times New Roman" w:hint="eastAsia"/>
-              </w:rPr>
-              <w:lastRenderedPageBreak/>
-              <w:t>并发场景</w:t>
+              <w:t>不同操作并发场景</w:t>
             </w:r>
           </w:p>
         </w:tc>
@@ -14197,7 +14130,6 @@
               <w:rPr>
                 <w:rFonts w:ascii="Times New Roman" w:hAnsi="Times New Roman" w:hint="eastAsia"/>
               </w:rPr>
-              <w:lastRenderedPageBreak/>
               <w:t>并发</w:t>
             </w:r>
             <w:r>
@@ -14257,24 +14189,6 @@
                 <w:rFonts w:ascii="Times New Roman" w:hAnsi="Times New Roman"/>
               </w:rPr>
             </w:pPr>
-            <w:r>
-              <w:rPr>
-                <w:rFonts w:ascii="Times New Roman" w:hAnsi="Times New Roman" w:hint="eastAsia"/>
-              </w:rPr>
-              <w:t>2</w:t>
-            </w:r>
-            <w:r>
-              <w:rPr>
-                <w:rFonts w:ascii="Times New Roman" w:hAnsi="Times New Roman" w:hint="eastAsia"/>
-              </w:rPr>
-              <w:t>、更新和删除同一个</w:t>
-            </w:r>
-            <w:r>
-              <w:rPr>
-                <w:rFonts w:ascii="Times New Roman" w:hAnsi="Times New Roman" w:hint="eastAsia"/>
-              </w:rPr>
-              <w:t>区域</w:t>
-            </w:r>
           </w:p>
         </w:tc>
         <w:tc>
@@ -14654,7 +14568,7 @@
               <w:adjustRightInd w:val="0"/>
               <w:spacing w:line="276" w:lineRule="auto"/>
               <w:rPr>
-                <w:rFonts w:ascii="Arial" w:eastAsia="宋体" w:hAnsi="Arial" w:cs="Arial" w:hint="eastAsia"/>
+                <w:rFonts w:ascii="Arial" w:eastAsia="宋体" w:hAnsi="Arial" w:cs="Arial"/>
               </w:rPr>
             </w:pPr>
             <w:r>
@@ -15156,7 +15070,7 @@
               <w:spacing w:line="276" w:lineRule="auto"/>
               <w:ind w:firstLineChars="0"/>
               <w:rPr>
-                <w:rFonts w:ascii="Arial" w:hAnsi="Arial" w:cs="Arial" w:hint="eastAsia"/>
+                <w:rFonts w:ascii="Arial" w:hAnsi="Arial" w:cs="Arial"/>
               </w:rPr>
             </w:pPr>
             <w:r>
@@ -15187,7 +15101,7 @@
               <w:spacing w:line="276" w:lineRule="auto"/>
               <w:ind w:firstLineChars="0"/>
               <w:rPr>
-                <w:rFonts w:ascii="Arial" w:hAnsi="Arial" w:cs="Arial" w:hint="eastAsia"/>
+                <w:rFonts w:ascii="Arial" w:hAnsi="Arial" w:cs="Arial"/>
               </w:rPr>
             </w:pPr>
             <w:r>
@@ -15221,7 +15135,7 @@
               <w:adjustRightInd w:val="0"/>
               <w:spacing w:line="276" w:lineRule="auto"/>
               <w:rPr>
-                <w:rFonts w:ascii="Arial" w:eastAsia="宋体" w:hAnsi="Arial" w:cs="Arial" w:hint="eastAsia"/>
+                <w:rFonts w:ascii="Arial" w:eastAsia="宋体" w:hAnsi="Arial" w:cs="Arial"/>
               </w:rPr>
             </w:pPr>
           </w:p>
@@ -15304,7 +15218,7 @@
               <w:spacing w:line="276" w:lineRule="auto"/>
               <w:ind w:firstLineChars="0"/>
               <w:rPr>
-                <w:rFonts w:ascii="Arial" w:hAnsi="Arial" w:cs="Arial" w:hint="eastAsia"/>
+                <w:rFonts w:ascii="Arial" w:hAnsi="Arial" w:cs="Arial"/>
               </w:rPr>
             </w:pPr>
             <w:r>
@@ -15335,7 +15249,7 @@
               <w:spacing w:line="276" w:lineRule="auto"/>
               <w:ind w:firstLineChars="0"/>
               <w:rPr>
-                <w:rFonts w:ascii="Arial" w:hAnsi="Arial" w:cs="Arial" w:hint="eastAsia"/>
+                <w:rFonts w:ascii="Arial" w:hAnsi="Arial" w:cs="Arial"/>
               </w:rPr>
             </w:pPr>
             <w:r>
@@ -15369,7 +15283,7 @@
               <w:adjustRightInd w:val="0"/>
               <w:spacing w:line="276" w:lineRule="auto"/>
               <w:rPr>
-                <w:rFonts w:ascii="Arial" w:eastAsia="宋体" w:hAnsi="Arial" w:cs="Arial" w:hint="eastAsia"/>
+                <w:rFonts w:ascii="Arial" w:eastAsia="宋体" w:hAnsi="Arial" w:cs="Arial"/>
               </w:rPr>
             </w:pPr>
           </w:p>
@@ -15391,13 +15305,8 @@
               <w:rPr>
                 <w:rFonts w:hint="eastAsia"/>
               </w:rPr>
-              <w:t>Get</w:t>
-            </w:r>
-            <w:r>
-              <w:rPr>
-                <w:rFonts w:hint="eastAsia"/>
-              </w:rPr>
-              <w:t>Region</w:t>
+              <w:lastRenderedPageBreak/>
+              <w:t>GetRegion</w:t>
             </w:r>
           </w:p>
         </w:tc>
@@ -15458,7 +15367,7 @@
               <w:spacing w:line="276" w:lineRule="auto"/>
               <w:ind w:firstLineChars="0"/>
               <w:rPr>
-                <w:rFonts w:ascii="Arial" w:hAnsi="Arial" w:cs="Arial" w:hint="eastAsia"/>
+                <w:rFonts w:ascii="Arial" w:hAnsi="Arial" w:cs="Arial"/>
               </w:rPr>
             </w:pPr>
             <w:r>
@@ -15489,7 +15398,7 @@
               <w:spacing w:line="276" w:lineRule="auto"/>
               <w:ind w:firstLineChars="0"/>
               <w:rPr>
-                <w:rFonts w:ascii="Arial" w:hAnsi="Arial" w:cs="Arial" w:hint="eastAsia"/>
+                <w:rFonts w:ascii="Arial" w:hAnsi="Arial" w:cs="Arial"/>
               </w:rPr>
             </w:pPr>
             <w:r>
@@ -15523,7 +15432,7 @@
               <w:adjustRightInd w:val="0"/>
               <w:spacing w:line="276" w:lineRule="auto"/>
               <w:rPr>
-                <w:rFonts w:ascii="Arial" w:eastAsia="宋体" w:hAnsi="Arial" w:cs="Arial" w:hint="eastAsia"/>
+                <w:rFonts w:ascii="Arial" w:eastAsia="宋体" w:hAnsi="Arial" w:cs="Arial"/>
               </w:rPr>
             </w:pPr>
           </w:p>
@@ -15545,13 +15454,7 @@
               <w:rPr>
                 <w:rFonts w:hint="eastAsia"/>
               </w:rPr>
-              <w:t>Head</w:t>
-            </w:r>
-            <w:r>
-              <w:rPr>
-                <w:rFonts w:hint="eastAsia"/>
-              </w:rPr>
-              <w:t>Region</w:t>
+              <w:t>HeadRegion</w:t>
             </w:r>
           </w:p>
         </w:tc>
@@ -15612,20 +15515,19 @@
               <w:spacing w:line="276" w:lineRule="auto"/>
               <w:ind w:firstLineChars="0"/>
               <w:rPr>
+                <w:rFonts w:ascii="Arial" w:hAnsi="Arial" w:cs="Arial"/>
+              </w:rPr>
+            </w:pPr>
+            <w:r>
+              <w:rPr>
                 <w:rFonts w:ascii="Arial" w:hAnsi="Arial" w:cs="Arial" w:hint="eastAsia"/>
               </w:rPr>
-            </w:pPr>
+              <w:t>取值为存在的</w:t>
+            </w:r>
             <w:r>
               <w:rPr>
                 <w:rFonts w:ascii="Arial" w:hAnsi="Arial" w:cs="Arial" w:hint="eastAsia"/>
               </w:rPr>
-              <w:t>取值为存在的</w:t>
-            </w:r>
-            <w:r>
-              <w:rPr>
-                <w:rFonts w:ascii="Arial" w:hAnsi="Arial" w:cs="Arial" w:hint="eastAsia"/>
-              </w:rPr>
-              <w:lastRenderedPageBreak/>
               <w:t>region</w:t>
             </w:r>
           </w:p>
@@ -15644,14 +15546,13 @@
               <w:spacing w:line="276" w:lineRule="auto"/>
               <w:ind w:firstLineChars="0"/>
               <w:rPr>
+                <w:rFonts w:ascii="Arial" w:hAnsi="Arial" w:cs="Arial"/>
+              </w:rPr>
+            </w:pPr>
+            <w:r>
+              <w:rPr>
                 <w:rFonts w:ascii="Arial" w:hAnsi="Arial" w:cs="Arial" w:hint="eastAsia"/>
               </w:rPr>
-            </w:pPr>
-            <w:r>
-              <w:rPr>
-                <w:rFonts w:ascii="Arial" w:hAnsi="Arial" w:cs="Arial" w:hint="eastAsia"/>
-              </w:rPr>
-              <w:lastRenderedPageBreak/>
               <w:t>取值为</w:t>
             </w:r>
             <w:r>
@@ -15679,7 +15580,7 @@
               <w:adjustRightInd w:val="0"/>
               <w:spacing w:line="276" w:lineRule="auto"/>
               <w:rPr>
-                <w:rFonts w:ascii="Arial" w:eastAsia="宋体" w:hAnsi="Arial" w:cs="Arial" w:hint="eastAsia"/>
+                <w:rFonts w:ascii="Arial" w:eastAsia="宋体" w:hAnsi="Arial" w:cs="Arial"/>
               </w:rPr>
             </w:pPr>
           </w:p>
@@ -15696,15 +15597,11 @@
               <w:autoSpaceDN w:val="0"/>
               <w:adjustRightInd w:val="0"/>
               <w:jc w:val="left"/>
+            </w:pPr>
+            <w:r>
               <w:rPr>
                 <w:rFonts w:hint="eastAsia"/>
               </w:rPr>
-            </w:pPr>
-            <w:r>
-              <w:rPr>
-                <w:rFonts w:hint="eastAsia"/>
-              </w:rPr>
-              <w:lastRenderedPageBreak/>
               <w:t>Get BucketLocation</w:t>
             </w:r>
           </w:p>
@@ -15719,9 +15616,6 @@
               <w:autoSpaceDN w:val="0"/>
               <w:adjustRightInd w:val="0"/>
               <w:jc w:val="left"/>
-              <w:rPr>
-                <w:rFonts w:hint="eastAsia"/>
-              </w:rPr>
             </w:pPr>
             <w:r>
               <w:t>B</w:t>
@@ -15769,7 +15663,7 @@
               <w:spacing w:line="276" w:lineRule="auto"/>
               <w:ind w:firstLineChars="0"/>
               <w:rPr>
-                <w:rFonts w:ascii="Arial" w:hAnsi="Arial" w:cs="Arial" w:hint="eastAsia"/>
+                <w:rFonts w:ascii="Arial" w:hAnsi="Arial" w:cs="Arial"/>
               </w:rPr>
             </w:pPr>
             <w:r>
@@ -15800,7 +15694,7 @@
               <w:spacing w:line="276" w:lineRule="auto"/>
               <w:ind w:firstLineChars="0"/>
               <w:rPr>
-                <w:rFonts w:ascii="Arial" w:hAnsi="Arial" w:cs="Arial" w:hint="eastAsia"/>
+                <w:rFonts w:ascii="Arial" w:hAnsi="Arial" w:cs="Arial"/>
               </w:rPr>
             </w:pPr>
             <w:r>
@@ -15834,7 +15728,7 @@
               <w:adjustRightInd w:val="0"/>
               <w:spacing w:line="276" w:lineRule="auto"/>
               <w:rPr>
-                <w:rFonts w:ascii="Arial" w:eastAsia="宋体" w:hAnsi="Arial" w:cs="Arial" w:hint="eastAsia"/>
+                <w:rFonts w:ascii="Arial" w:eastAsia="宋体" w:hAnsi="Arial" w:cs="Arial"/>
               </w:rPr>
             </w:pPr>
           </w:p>
@@ -15983,9 +15877,6 @@
         </w:numPr>
         <w:spacing w:line="276" w:lineRule="auto"/>
         <w:ind w:firstLineChars="0"/>
-        <w:rPr>
-          <w:rFonts w:hint="eastAsia"/>
-        </w:rPr>
       </w:pPr>
       <w:r>
         <w:rPr>
@@ -16015,9 +15906,6 @@
         </w:numPr>
         <w:spacing w:line="276" w:lineRule="auto"/>
         <w:ind w:firstLineChars="0"/>
-        <w:rPr>
-          <w:rFonts w:hint="eastAsia"/>
-        </w:rPr>
       </w:pPr>
       <w:r>
         <w:rPr>
@@ -16213,7 +16101,7 @@
           <w:rFonts w:ascii="Arial" w:hAnsi="Arial" w:cs="Arial"/>
         </w:rPr>
       </w:pPr>
-      <w:bookmarkStart w:id="15" w:name="_Toc430105226"/>
+      <w:bookmarkStart w:id="19" w:name="_Toc430105226"/>
       <w:r>
         <w:rPr>
           <w:rFonts w:ascii="Arial" w:hAnsi="Arial" w:cs="Arial"/>
@@ -16226,7 +16114,7 @@
         </w:rPr>
         <w:t>分析和设计</w:t>
       </w:r>
-      <w:bookmarkEnd w:id="15"/>
+      <w:bookmarkEnd w:id="19"/>
     </w:p>
     <w:p>
       <w:pPr>
@@ -16254,14 +16142,14 @@
           <w:rFonts w:ascii="Arial" w:hAnsi="Arial" w:cs="Arial"/>
         </w:rPr>
       </w:pPr>
-      <w:bookmarkStart w:id="16" w:name="_Toc430105227"/>
+      <w:bookmarkStart w:id="20" w:name="_Toc430105227"/>
       <w:r>
         <w:rPr>
           <w:rFonts w:ascii="Arial" w:hAnsi="Arial" w:cs="Arial"/>
         </w:rPr>
         <w:t>兼容性分析和设计</w:t>
       </w:r>
-      <w:bookmarkEnd w:id="16"/>
+      <w:bookmarkEnd w:id="20"/>
     </w:p>
     <w:p>
       <w:pPr>
@@ -16282,7 +16170,7 @@
           <w:rFonts w:ascii="Arial" w:hAnsi="Arial" w:cs="Arial"/>
         </w:rPr>
       </w:pPr>
-      <w:bookmarkStart w:id="17" w:name="_Toc430105228"/>
+      <w:bookmarkStart w:id="21" w:name="_Toc430105228"/>
       <w:r>
         <w:rPr>
           <w:rFonts w:ascii="Arial" w:hAnsi="Arial" w:cs="Arial"/>
@@ -16301,7 +16189,7 @@
         </w:rPr>
         <w:t>和特性交互分析和设计</w:t>
       </w:r>
-      <w:bookmarkEnd w:id="17"/>
+      <w:bookmarkEnd w:id="21"/>
     </w:p>
     <w:p>
       <w:pPr>
@@ -16323,14 +16211,15 @@
           <w:rFonts w:cs="Arial"/>
         </w:rPr>
       </w:pPr>
-      <w:bookmarkStart w:id="18" w:name="_Toc430105229"/>
+      <w:bookmarkStart w:id="22" w:name="_Toc430105229"/>
       <w:r>
         <w:rPr>
           <w:rFonts w:cs="Arial"/>
         </w:rPr>
+        <w:lastRenderedPageBreak/>
         <w:t>可测试性分析</w:t>
       </w:r>
-      <w:bookmarkEnd w:id="18"/>
+      <w:bookmarkEnd w:id="22"/>
     </w:p>
     <w:p>
       <w:pPr>
@@ -16340,14 +16229,14 @@
           <w:rFonts w:cs="Arial"/>
         </w:rPr>
       </w:pPr>
-      <w:bookmarkStart w:id="19" w:name="_Toc430105230"/>
+      <w:bookmarkStart w:id="23" w:name="_Toc430105230"/>
       <w:r>
         <w:rPr>
           <w:rFonts w:cs="Arial"/>
         </w:rPr>
         <w:t>自动化分析和设计</w:t>
       </w:r>
-      <w:bookmarkEnd w:id="19"/>
+      <w:bookmarkEnd w:id="23"/>
     </w:p>
     <w:p>
       <w:pPr>
@@ -16423,15 +16312,14 @@
         <w:pStyle w:val="Heading2"/>
         <w:spacing w:line="276" w:lineRule="auto"/>
       </w:pPr>
-      <w:bookmarkStart w:id="20" w:name="_Toc430105231"/>
+      <w:bookmarkStart w:id="24" w:name="_Toc430105231"/>
       <w:r>
         <w:rPr>
           <w:rFonts w:cs="Arial"/>
         </w:rPr>
-        <w:lastRenderedPageBreak/>
         <w:t>详细测试方法</w:t>
       </w:r>
-      <w:bookmarkEnd w:id="20"/>
+      <w:bookmarkEnd w:id="24"/>
       <w:r>
         <w:rPr>
           <w:rFonts w:hint="eastAsia"/>
@@ -16447,14 +16335,14 @@
           <w:rFonts w:ascii="Arial" w:hAnsi="Arial" w:cs="Arial"/>
         </w:rPr>
       </w:pPr>
-      <w:bookmarkStart w:id="21" w:name="_Toc430105232"/>
+      <w:bookmarkStart w:id="25" w:name="_Toc430105232"/>
       <w:r>
         <w:rPr>
           <w:rFonts w:ascii="Arial" w:hAnsi="Arial" w:cs="Arial"/>
         </w:rPr>
         <w:t>详细设计</w:t>
       </w:r>
-      <w:bookmarkEnd w:id="21"/>
+      <w:bookmarkEnd w:id="25"/>
     </w:p>
     <w:p>
       <w:r>
@@ -16472,14 +16360,14 @@
           <w:rFonts w:ascii="Arial" w:hAnsi="Arial" w:cs="Arial"/>
         </w:rPr>
       </w:pPr>
-      <w:bookmarkStart w:id="22" w:name="_Toc430105233"/>
+      <w:bookmarkStart w:id="26" w:name="_Toc430105233"/>
       <w:r>
         <w:rPr>
           <w:rFonts w:ascii="Arial" w:hAnsi="Arial" w:cs="Arial"/>
         </w:rPr>
         <w:t>验收测试用例</w:t>
       </w:r>
-      <w:bookmarkEnd w:id="22"/>
+      <w:bookmarkEnd w:id="26"/>
     </w:p>
     <w:tbl>
       <w:tblPr>
@@ -16676,7 +16564,7 @@
               <w:ind w:firstLineChars="0"/>
               <w:cnfStyle w:val="000000100000"/>
               <w:rPr>
-                <w:rFonts w:ascii="Arial" w:hAnsi="Arial" w:cs="Arial" w:hint="eastAsia"/>
+                <w:rFonts w:ascii="Arial" w:hAnsi="Arial" w:cs="Arial"/>
                 <w:sz w:val="20"/>
                 <w:szCs w:val="20"/>
               </w:rPr>
@@ -17537,12 +17425,12 @@
       </w:pPr>
     </w:p>
     <w:sectPr>
-      <w:headerReference w:type="even" r:id="rId16"/>
-      <w:headerReference w:type="default" r:id="rId17"/>
-      <w:footerReference w:type="even" r:id="rId18"/>
-      <w:footerReference w:type="default" r:id="rId19"/>
-      <w:headerReference w:type="first" r:id="rId20"/>
-      <w:footerReference w:type="first" r:id="rId21"/>
+      <w:headerReference w:type="even" r:id="rId17"/>
+      <w:headerReference w:type="default" r:id="rId18"/>
+      <w:footerReference w:type="even" r:id="rId19"/>
+      <w:footerReference w:type="default" r:id="rId20"/>
+      <w:headerReference w:type="first" r:id="rId21"/>
+      <w:footerReference w:type="first" r:id="rId22"/>
       <w:pgSz w:w="11906" w:h="16838"/>
       <w:pgMar w:top="1312" w:right="1800" w:bottom="1440" w:left="1800" w:header="779" w:footer="992" w:gutter="0"/>
       <w:cols w:space="425"/>
@@ -17550,6 +17438,87 @@
     </w:sectPr>
   </w:body>
 </w:document>
+</file>
+
+<file path=word/comments.xml><?xml version="1.0" encoding="utf-8"?>
+<w:comments xmlns:ve="http://schemas.openxmlformats.org/markup-compatibility/2006" xmlns:o="urn:schemas-microsoft-com:office:office" xmlns:r="http://schemas.openxmlformats.org/officeDocument/2006/relationships" xmlns:m="http://schemas.openxmlformats.org/officeDocument/2006/math" xmlns:v="urn:schemas-microsoft-com:vml" xmlns:wp="http://schemas.openxmlformats.org/drawingml/2006/wordprocessingDrawing" xmlns:w10="urn:schemas-microsoft-com:office:word" xmlns:w="http://schemas.openxmlformats.org/wordprocessingml/2006/main" xmlns:wne="http://schemas.microsoft.com/office/word/2006/wordml">
+  <w:comment w:id="15" w:author="wuyan" w:date="2019-01-16T10:05:00Z" w:initials="w">
+    <w:p>
+      <w:pPr>
+        <w:pStyle w:val="CommentText"/>
+      </w:pPr>
+      <w:r>
+        <w:rPr>
+          <w:rStyle w:val="CommentReference"/>
+        </w:rPr>
+        <w:annotationRef/>
+      </w:r>
+      <w:r>
+        <w:rPr>
+          <w:rFonts w:hint="eastAsia"/>
+        </w:rPr>
+        <w:t>补充多个客户端启动自动创建系统表（用户表、区域表、桶元数据表、区域集合空间表）</w:t>
+      </w:r>
+    </w:p>
+  </w:comment>
+  <w:comment w:id="16" w:author="wuyan" w:date="2019-01-16T09:43:00Z" w:initials="w">
+    <w:p>
+      <w:pPr>
+        <w:pStyle w:val="CommentText"/>
+      </w:pPr>
+      <w:r>
+        <w:rPr>
+          <w:rStyle w:val="CommentReference"/>
+        </w:rPr>
+        <w:annotationRef/>
+      </w:r>
+      <w:r>
+        <w:rPr>
+          <w:rFonts w:hint="eastAsia"/>
+        </w:rPr>
+        <w:t>不能更新指定模式</w:t>
+      </w:r>
+    </w:p>
+  </w:comment>
+  <w:comment w:id="17" w:author="wuyan" w:date="2019-01-16T09:44:00Z" w:initials="w">
+    <w:p>
+      <w:pPr>
+        <w:pStyle w:val="CommentText"/>
+      </w:pPr>
+      <w:r>
+        <w:rPr>
+          <w:rStyle w:val="CommentReference"/>
+        </w:rPr>
+        <w:annotationRef/>
+      </w:r>
+      <w:r>
+        <w:rPr>
+          <w:rFonts w:hint="eastAsia"/>
+        </w:rPr>
+        <w:t>指定模式只覆盖一种错误场景</w:t>
+      </w:r>
+    </w:p>
+  </w:comment>
+  <w:comment w:id="18" w:author="wuyan" w:date="2019-01-16T09:51:00Z" w:initials="w">
+    <w:p>
+      <w:pPr>
+        <w:pStyle w:val="CommentText"/>
+      </w:pPr>
+      <w:r>
+        <w:rPr>
+          <w:rStyle w:val="CommentReference"/>
+        </w:rPr>
+        <w:annotationRef/>
+      </w:r>
+      <w:r>
+        <w:rPr>
+          <w:rFonts w:hint="eastAsia"/>
+        </w:rPr>
+        <w:t>不考虑</w:t>
+      </w:r>
+    </w:p>
+  </w:comment>
+</w:comments>
 </file>
 
 <file path=word/endnotes.xml><?xml version="1.0" encoding="utf-8"?>
@@ -17612,7 +17581,7 @@
               <w:rPr>
                 <w:noProof/>
               </w:rPr>
-              <w:t>2019-1-15</w:t>
+              <w:t>2019-1-16</w:t>
             </w:r>
           </w:fldSimple>
         </w:p>
@@ -24637,21 +24606,6 @@
 </file>
 
 <file path=customXml/item1.xml><?xml version="1.0" encoding="utf-8"?>
-<p:properties xmlns:p="http://schemas.microsoft.com/office/2006/metadata/properties" xmlns:xsi="http://www.w3.org/2001/XMLSchema-instance">
-  <documentManagement/>
-</p:properties>
-</file>
-
-<file path=customXml/item2.xml><?xml version="1.0" encoding="utf-8"?>
-<?mso-contentType ?>
-<FormTemplates xmlns="http://schemas.microsoft.com/sharepoint/v3/contenttype/forms">
-  <Display>DocumentLibraryForm</Display>
-  <Edit>DocumentLibraryForm</Edit>
-  <New>DocumentLibraryForm</New>
-</FormTemplates>
-</file>
-
-<file path=customXml/item3.xml><?xml version="1.0" encoding="utf-8"?>
 <ct:contentTypeSchema xmlns:ct="http://schemas.microsoft.com/office/2006/metadata/contentType" xmlns:ma="http://schemas.microsoft.com/office/2006/metadata/properties/metaAttributes" ct:_="" ma:_="" ma:contentTypeName="Document" ma:contentTypeID="0x010100C9D738FE56F9DD4F818CEE0622FC80C0" ma:contentTypeVersion="0" ma:contentTypeDescription="Create a new document." ma:contentTypeScope="" ma:versionID="c733d375e9f13075cc482d188b8bae2c">
   <xsd:schema xmlns:xsd="http://www.w3.org/2001/XMLSchema" xmlns:p="http://schemas.microsoft.com/office/2006/metadata/properties" targetNamespace="http://schemas.microsoft.com/office/2006/metadata/properties" ma:root="true" ma:fieldsID="4aeb20c0e3442673af7ee10786458764">
     <xsd:element name="properties">
@@ -24700,27 +24654,26 @@
 </ct:contentTypeSchema>
 </file>
 
+<file path=customXml/item2.xml><?xml version="1.0" encoding="utf-8"?>
+<?mso-contentType ?>
+<FormTemplates xmlns="http://schemas.microsoft.com/sharepoint/v3/contenttype/forms">
+  <Display>DocumentLibraryForm</Display>
+  <Edit>DocumentLibraryForm</Edit>
+  <New>DocumentLibraryForm</New>
+</FormTemplates>
+</file>
+
+<file path=customXml/item3.xml><?xml version="1.0" encoding="utf-8"?>
+<p:properties xmlns:p="http://schemas.microsoft.com/office/2006/metadata/properties" xmlns:xsi="http://www.w3.org/2001/XMLSchema-instance">
+  <documentManagement/>
+</p:properties>
+</file>
+
 <file path=customXml/item4.xml><?xml version="1.0" encoding="utf-8"?>
 <b:Sources xmlns:b="http://schemas.openxmlformats.org/officeDocument/2006/bibliography" xmlns="http://schemas.openxmlformats.org/officeDocument/2006/bibliography" SelectedStyle="\APA.XSL" StyleName="APA"/>
 </file>
 
 <file path=customXml/itemProps1.xml><?xml version="1.0" encoding="utf-8"?>
-<ds:datastoreItem xmlns:ds="http://schemas.openxmlformats.org/officeDocument/2006/customXml" ds:itemID="{283A67FA-FB68-40D1-A1FD-BD4AEE599422}">
-  <ds:schemaRefs>
-    <ds:schemaRef ds:uri="http://schemas.microsoft.com/office/2006/metadata/properties"/>
-  </ds:schemaRefs>
-</ds:datastoreItem>
-</file>
-
-<file path=customXml/itemProps2.xml><?xml version="1.0" encoding="utf-8"?>
-<ds:datastoreItem xmlns:ds="http://schemas.openxmlformats.org/officeDocument/2006/customXml" ds:itemID="{9C2CE626-7193-49AD-BC45-D7AF4DFA65A4}">
-  <ds:schemaRefs>
-    <ds:schemaRef ds:uri="http://schemas.microsoft.com/sharepoint/v3/contenttype/forms"/>
-  </ds:schemaRefs>
-</ds:datastoreItem>
-</file>
-
-<file path=customXml/itemProps3.xml><?xml version="1.0" encoding="utf-8"?>
 <ds:datastoreItem xmlns:ds="http://schemas.openxmlformats.org/officeDocument/2006/customXml" ds:itemID="{94CFB702-9C76-4C98-BCB1-FF31686087A1}">
   <ds:schemaRefs>
     <ds:schemaRef ds:uri="http://schemas.microsoft.com/office/2006/metadata/contentType"/>
@@ -24735,6 +24688,22 @@
 </ds:datastoreItem>
 </file>
 
+<file path=customXml/itemProps2.xml><?xml version="1.0" encoding="utf-8"?>
+<ds:datastoreItem xmlns:ds="http://schemas.openxmlformats.org/officeDocument/2006/customXml" ds:itemID="{9C2CE626-7193-49AD-BC45-D7AF4DFA65A4}">
+  <ds:schemaRefs>
+    <ds:schemaRef ds:uri="http://schemas.microsoft.com/sharepoint/v3/contenttype/forms"/>
+  </ds:schemaRefs>
+</ds:datastoreItem>
+</file>
+
+<file path=customXml/itemProps3.xml><?xml version="1.0" encoding="utf-8"?>
+<ds:datastoreItem xmlns:ds="http://schemas.openxmlformats.org/officeDocument/2006/customXml" ds:itemID="{283A67FA-FB68-40D1-A1FD-BD4AEE599422}">
+  <ds:schemaRefs>
+    <ds:schemaRef ds:uri="http://schemas.microsoft.com/office/2006/metadata/properties"/>
+  </ds:schemaRefs>
+</ds:datastoreItem>
+</file>
+
 <file path=customXml/itemProps4.xml><?xml version="1.0" encoding="utf-8"?>
 <ds:datastoreItem xmlns:ds="http://schemas.openxmlformats.org/officeDocument/2006/customXml" ds:itemID="{0694A551-2EE6-4CF2-8171-91033EC66AF8}">
   <ds:schemaRefs>
